--- a/data/cvs/cv_45_Cloudpepper_Senior_Platform___DevOps_Engineer.docx
+++ b/data/cvs/cv_45_Cloudpepper_Senior_Platform___DevOps_Engineer.docx
@@ -86,7 +86,7 @@
         <w:rPr>
           <w:sz w:val="20"/>
         </w:rPr>
-        <w:t>Senior Platform Engineer with a DevOps focus, specialising in PHP, Python, and PostgreSQL. I've built and maintained full-stack applications, integrating APIs and customer-facing systems for enterprise clients. My recent work at Copy Cat Group includes live SAP API integrations, AI-powered pipelines, and system design documentation for enterprise architecture. I have a strong background in AI data annotation, model evaluation, and automation, with experience across multiple languages, frameworks, and cloud platforms.</w:t>
+        <w:t>Senior Platform Engineer with a DevOps focus, specialising in PHP, Python, and PostgreSQL. I've built and maintained full-stack applications, integrating APIs and customer-facing systems for enterprise clients. At Copy Cat Group, I'm currently leading the integration of SAP APIs with an internal Credit Control System, and designing an AI-powered tender scraping pipeline. My experience spans both Kenyan and U.S. tech companies, with a strong foundation in backend development, automation, and performance optimisation.</w:t>
       </w:r>
     </w:p>
     <w:p>
@@ -119,7 +119,7 @@
         <w:rPr>
           <w:sz w:val="20"/>
         </w:rPr>
-        <w:t>Python, JavaScript, PHP, Kotlin, Bash, HTML, CSS</w:t>
+        <w:t>PHP, Python, JavaScript, SQL, Kotlin, Bash, HTML, CSS</w:t>
       </w:r>
     </w:p>
     <w:p>
@@ -137,7 +137,7 @@
         <w:rPr>
           <w:sz w:val="20"/>
         </w:rPr>
-        <w:t>React, Node.js, Django, Flask, Symfony</w:t>
+        <w:t>Symfony, React, Node.js, Django, Flask</w:t>
       </w:r>
     </w:p>
     <w:p>
@@ -191,7 +191,7 @@
         <w:rPr>
           <w:sz w:val="20"/>
         </w:rPr>
-        <w:t>Gemini API, Groq API, Prompt Engineering, LLM Evaluation, Data Annotation, Dataset Structuring</w:t>
+        <w:t>Prompt Engineering, LLM Evaluation, Data Annotation, Dataset Structuring</w:t>
       </w:r>
     </w:p>
     <w:p>
@@ -209,7 +209,7 @@
         <w:rPr>
           <w:sz w:val="20"/>
         </w:rPr>
-        <w:t>n8n, Playwright, APScheduler, Web Scraping, REST APIs, Git, GitHub, Postman, VS Code, Jira, Trello, Slack, HubSpot, Figma, Docker</w:t>
+        <w:t>n8n, Playwright, APScheduler, Web Scraping, REST APIs</w:t>
       </w:r>
     </w:p>
     <w:p>
@@ -227,7 +227,7 @@
         <w:rPr>
           <w:sz w:val="20"/>
         </w:rPr>
-        <w:t>Oracle Cloud, Google Cloud Platform, Ansible, Linux, Nginx, CI/CD, Go, Odoo</w:t>
+        <w:t>Oracle Cloud, Google Cloud Platform, CI/CD, Git, GitHub, Postman, VS Code, Jira, Trello, Slack, HubSpot, Figma, Docker</w:t>
       </w:r>
     </w:p>
     <w:p>
@@ -245,7 +245,7 @@
         <w:rPr>
           <w:sz w:val="20"/>
         </w:rPr>
-        <w:t>Platform Engineering, SRE, Backend Development, Infrastructure Automation, Performance Tuning, Debugging</w:t>
+        <w:t>Ansible, Linux, Nginx, Odoo, Platform Engineering, SRE, Infrastructure Automation</w:t>
       </w:r>
     </w:p>
     <w:p>
@@ -263,7 +263,7 @@
         <w:rPr>
           <w:sz w:val="20"/>
         </w:rPr>
-        <w:t>Scalability, Reliability, Deployment, Application Development, Database Management, Incident Management, Postmortems</w:t>
+        <w:t>Performance Tuning, Debugging, Scalability, Reliability, Design Documentation, Incident Management, Async Communication</w:t>
       </w:r>
     </w:p>
     <w:p>
@@ -313,7 +313,7 @@
         <w:rPr>
           <w:sz w:val="20"/>
         </w:rPr>
-        <w:t>Integrating SAP APIs with an internal Credit Control System, automating processes for OA and IT business units.</w:t>
+        <w:t>Leading the integration of SAP APIs with an internal Credit Control System, creating an automated solution for OA and IT business units.</w:t>
       </w:r>
     </w:p>
     <w:p>
@@ -325,7 +325,7 @@
         <w:rPr>
           <w:sz w:val="20"/>
         </w:rPr>
-        <w:t>Authoring comprehensive System Design Documents (SDDs) for Application, Data, Integration, and Security Architecture.</w:t>
+        <w:t>Designing and prototyping an AI-powered tender scraping pipeline to automate tender opportunity discovery and processing.</w:t>
       </w:r>
     </w:p>
     <w:p>
@@ -337,7 +337,7 @@
         <w:rPr>
           <w:sz w:val="20"/>
         </w:rPr>
-        <w:t>Designing and building an AI-powered tender scraping pipeline to automate tender opportunity discovery and processing.</w:t>
+        <w:t>Authoring comprehensive System Design Documents (SDDs) and Business Requirements Documents (BRDs) to formalise project scope and technical specifications.</w:t>
       </w:r>
     </w:p>
     <w:p>
@@ -372,7 +372,31 @@
         <w:rPr>
           <w:sz w:val="20"/>
         </w:rPr>
-        <w:t>Generating difference-based captions for multimodal datasets, improving model accuracy through detailed annotations.</w:t>
+        <w:t>Train AI models by generating accurate difference-based captions for multimodal datasets</w:t>
+      </w:r>
+    </w:p>
+    <w:p>
+      <w:pPr>
+        <w:pStyle w:val="ListBullet"/>
+        <w:spacing w:before="0" w:after="20"/>
+      </w:pPr>
+      <w:r>
+        <w:rPr>
+          <w:sz w:val="20"/>
+        </w:rPr>
+        <w:t>Perform categorisation, bounding, consistency checks, and image-level validation to improve multimodal model accuracy</w:t>
+      </w:r>
+    </w:p>
+    <w:p>
+      <w:pPr>
+        <w:pStyle w:val="ListBullet"/>
+        <w:spacing w:before="0" w:after="20"/>
+      </w:pPr>
+      <w:r>
+        <w:rPr>
+          <w:sz w:val="20"/>
+        </w:rPr>
+        <w:t>Contribute high-quality annotated outputs that directly feed into production AI model training pipelines</w:t>
       </w:r>
     </w:p>
     <w:p>
@@ -407,7 +431,31 @@
         <w:rPr>
           <w:sz w:val="20"/>
         </w:rPr>
-        <w:t>Building full-stack solutions with optimised APIs and UI components, collaborating remotely to enhance performance.</w:t>
+        <w:t>Developed and delivered full-stack solutions for U.S.-based clients across different sectors</w:t>
+      </w:r>
+    </w:p>
+    <w:p>
+      <w:pPr>
+        <w:pStyle w:val="ListBullet"/>
+        <w:spacing w:before="0" w:after="20"/>
+      </w:pPr>
+      <w:r>
+        <w:rPr>
+          <w:sz w:val="20"/>
+        </w:rPr>
+        <w:t>Built UI components, optimised APIs, and handled CMS-based website systems</w:t>
+      </w:r>
+    </w:p>
+    <w:p>
+      <w:pPr>
+        <w:pStyle w:val="ListBullet"/>
+        <w:spacing w:before="0" w:after="20"/>
+      </w:pPr>
+      <w:r>
+        <w:rPr>
+          <w:sz w:val="20"/>
+        </w:rPr>
+        <w:t>Collaborated with remote teams to debug, improve performance, and implement client feedback</w:t>
       </w:r>
     </w:p>
     <w:p>
@@ -442,7 +490,31 @@
         <w:rPr>
           <w:sz w:val="20"/>
         </w:rPr>
-        <w:t>Creating structured datasets for health and agriculture AI systems, ensuring annotation quality across languages and modalities.</w:t>
+        <w:t>Annotated and evaluated datasets for health and agriculture AI systems</w:t>
+      </w:r>
+    </w:p>
+    <w:p>
+      <w:pPr>
+        <w:pStyle w:val="ListBullet"/>
+        <w:spacing w:before="0" w:after="20"/>
+      </w:pPr>
+      <w:r>
+        <w:rPr>
+          <w:sz w:val="20"/>
+        </w:rPr>
+        <w:t>Performed intent detection, slot tagging, utterance verification, and structured dataset creation</w:t>
+      </w:r>
+    </w:p>
+    <w:p>
+      <w:pPr>
+        <w:pStyle w:val="ListBullet"/>
+        <w:spacing w:before="0" w:after="20"/>
+      </w:pPr>
+      <w:r>
+        <w:rPr>
+          <w:sz w:val="20"/>
+        </w:rPr>
+        <w:t>Ensured annotation quality and consistency across multilingual and multimodal training data</w:t>
       </w:r>
     </w:p>
     <w:p>
